--- a/보관본/러시아 인권변호사/Word/7부/7부_8화_이리나의_정면_대결.docx
+++ b/보관본/러시아 인권변호사/Word/7부/7부_8화_이리나의_정면_대결.docx
@@ -1060,7 +1060,7 @@
           <w:i w:val="0"/>
           <w:sz w:val="22"/>
         </w:rPr>
-        <w:t>Предлагаю то, что мы с Павлом Дмитриевичем готовим с тех пор, как вы отклонили первый законопроект, — заранее согласованный список конкретных сценариев с чёткими границами, утверждённый парламентом один раз, а не карт-бланш, обновляемый каждый кризис.</w:t>
+        <w:t>Предлагаю то, что мы с Родионом Дмитриевичем готовим с тех пор, как вы отклонили первый законопроект, — заранее согласованный список конкретных сценариев с чёткими границами, утверждённый парламентом один раз, а не карт-бланш, обновляемый каждый кризис.</w:t>
       </w:r>
     </w:p>
     <w:p>
@@ -1543,7 +1543,7 @@
           <w:i w:val="0"/>
           <w:sz w:val="22"/>
         </w:rPr>
-        <w:t>Отказались. Каждый раз после того, как вас неделями уговаривали — я, Павел Дмитриевич, Кирилл Андреевич, Лев Аркадьевич. А теперь посмотрите на этот месяц. Вы сами, без всяких уговоров, попросили Кирилла Андреевича придержать отчёт. Отозвали просьбу — да, в тот же день, но только после того, как трое людей упёрлись. А через две недели отдали приказ в обход парламента, за секунды, никому не позвонив.</w:t>
+        <w:t>Отказались. Каждый раз после того, как вас неделями уговаривали — я, Родион Дмитриевич, Кирилл Андреевич, Лев Аркадьевич. А теперь посмотрите на этот месяц. Вы сами, без всяких уговоров, попросили Кирилла Андреевича придержать отчёт. Отозвали просьбу — да, в тот же день, но только после того, как трое людей упёрлись. А через две недели отдали приказ в обход парламента, за секунды, никому не позвонив.</w:t>
       </w:r>
     </w:p>
     <w:p>
@@ -2425,7 +2425,7 @@
           <w:i w:val="0"/>
           <w:sz w:val="22"/>
         </w:rPr>
-        <w:t xml:space="preserve"> Механизм Радищева в этой форме не пройдёт. Возвращаемся к предложению Ирины Олеговны и Павла Дмитриевича — заранее согласованный список сценариев, утверждённый парламентом открыто, без постфактумных процедур.</w:t>
+        <w:t xml:space="preserve"> Механизм Радищева в этой форме не пройдёт. Возвращаемся к предложению Ирины Олеговны и Родиона Дмитриевича — заранее согласованный список сценариев, утверждённый парламентом открыто, без постфактумных процедур.</w:t>
       </w:r>
     </w:p>
     <w:p>
@@ -2573,7 +2573,7 @@
           <w:i w:val="0"/>
           <w:sz w:val="22"/>
         </w:rPr>
-        <w:t>Борис Игоревич, предлагаю начать завтра в девять. Павел Дмитриевич принесёт свою часть, я — свою. Ваши сценарии тоже нужны — вы лучше всех знаете, что может случиться на границе.</w:t>
+        <w:t>Борис Игоревич, предлагаю начать завтра в девять. Родион Дмитриевич принесёт свою часть, я — свою. Ваши сценарии тоже нужны — вы лучше всех знаете, что может случиться на границе.</w:t>
       </w:r>
     </w:p>
     <w:p>
@@ -3047,7 +3047,7 @@
           <w:i w:val="0"/>
           <w:sz w:val="22"/>
         </w:rPr>
-        <w:t>Не знаю, Катя. Знаю только, что буду продолжать спрашивать, столько раз, сколько потребуется.</w:t>
+        <w:t>Не знаю, Екатерина Ивановна. Знаю только, что буду продолжать спрашивать, столько раз, сколько потребуется.</w:t>
       </w:r>
     </w:p>
     <w:p>
@@ -3093,7 +3093,7 @@
           <w:i w:val="0"/>
           <w:sz w:val="22"/>
         </w:rPr>
-        <w:t>Тяжёлая, зато необходимая. Кто-то должен её делать, Катя. Рада, что это выпало мне.</w:t>
+        <w:t>Тяжёлая, зато необходимая. Кто-то должен её делать, Екатерина Ивановна. Рада, что это выпало мне.</w:t>
       </w:r>
     </w:p>
     <w:p>

--- a/보관본/러시아 인권변호사/Word/7부/7부_8화_이리나의_정면_대결.docx
+++ b/보관본/러시아 인권변호사/Word/7부/7부_8화_이리나의_정면_대결.docx
@@ -1277,7 +1277,7 @@
           <w:i w:val="0"/>
           <w:sz w:val="22"/>
         </w:rPr>
-        <w:t xml:space="preserve"> Борис Игоревич, сколько раз за последние полгода ваш механизм понадобился бы на самом деле?</w:t>
+        <w:t xml:space="preserve"> Борис Игоревич, сколько раз за последние месяцы ваш механизм понадобился бы на самом деле?</w:t>
       </w:r>
     </w:p>
     <w:p>
@@ -1323,7 +1323,7 @@
           <w:i w:val="0"/>
           <w:sz w:val="22"/>
         </w:rPr>
-        <w:t>Один раз за полгода. И ради одного раза мы собираемся навсегда изменить порядок принятия решений.</w:t>
+        <w:t>Один раз за все эти месяцы. И ради одного раза мы собираемся навсегда изменить порядок принятия решений.</w:t>
       </w:r>
     </w:p>
     <w:p>
@@ -3303,7 +3303,7 @@
           <w:i w:val="0"/>
           <w:sz w:val="22"/>
         </w:rPr>
-        <w:t xml:space="preserve"> — 장면 2에서 이리나가 라디셰프의 "순화된" 수정안을 두고 인용한다. 자리를 바꿔 앉아도 음악이 나아지지 않는 우화 속 악사들처럼, 단서 조항의 순서만 바꾼 "사후 통제" 메커니즘은 본질이 같다는 지적.</w:t>
+        <w:t xml:space="preserve"> — 한국어 해설: 장면 2에서 이리나가 라디셰프의 "순화된" 수정안을 두고 인용한다. 자리를 바꿔 앉아도 음악이 나아지지 않는 우화 속 악사들처럼, 단서 조항의 순서만 바꾼 "사후 통제" 메커니즘은 본질이 같다는 지적.</w:t>
       </w:r>
     </w:p>
     <w:p>
@@ -3326,7 +3326,7 @@
           <w:i w:val="0"/>
           <w:sz w:val="22"/>
         </w:rPr>
-        <w:t xml:space="preserve"> — 장면 5에서 료샤가 스스로 꺼내는 인용. 4화에서 이리나가 처음 들려준 이 구절을, 이번에는 료샤가 "그 한 방울이 지난 한 달 사이 되돌아왔다"는 자기 고백으로 쓴다.</w:t>
+        <w:t xml:space="preserve"> — 한국어 해설: 장면 5에서 료샤가 스스로 꺼내는 인용. 4화에서 이리나가 처음 들려준 이 구절을, 이번에는 료샤가 "그 한 방울이 지난 한 달 사이 되돌아왔다"는 자기 고백으로 쓴다.</w:t>
       </w:r>
     </w:p>
     <w:p>

--- a/보관본/러시아 인권변호사/Word/7부/7부_8화_이리나의_정면_대결.docx
+++ b/보관본/러시아 인권변호사/Word/7부/7부_8화_이리나의_정면_대결.docx
@@ -953,6 +953,144 @@
           <w:sz w:val="22"/>
         </w:rPr>
         <w:t>Ситуация на Северном посту — ещё и пример того, как решение, принятое в одиночку, привело к парламентскому слушанию и падению доверия. Обе стороны медали, Борис Игоревич.</w:t>
+      </w:r>
+    </w:p>
+    <w:p>
+      <w:pPr>
+        <w:spacing w:before="0" w:after="110" w:line="300" w:lineRule="auto"/>
+      </w:pPr>
+      <w:r>
+        <w:rPr>
+          <w:rFonts w:ascii="Times New Roman" w:hAnsi="Times New Roman" w:eastAsia="Malgun Gothic"/>
+          <w:b/>
+          <w:i w:val="0"/>
+          <w:sz w:val="22"/>
+        </w:rPr>
+        <w:t xml:space="preserve">Радищев: </w:t>
+      </w:r>
+      <w:r>
+        <w:rPr>
+          <w:rFonts w:ascii="Times New Roman" w:hAnsi="Times New Roman" w:eastAsia="Malgun Gothic"/>
+          <w:b w:val="0"/>
+          <w:i w:val="0"/>
+          <w:sz w:val="22"/>
+        </w:rPr>
+        <w:t>Обе, Ирина Олеговна. Но вето за три дня — это реальный контроль парламента, а не декорация.</w:t>
+      </w:r>
+    </w:p>
+    <w:p>
+      <w:pPr>
+        <w:spacing w:before="0" w:after="110" w:line="300" w:lineRule="auto"/>
+      </w:pPr>
+      <w:r>
+        <w:rPr>
+          <w:rFonts w:ascii="Times New Roman" w:hAnsi="Times New Roman" w:eastAsia="Malgun Gothic"/>
+          <w:b/>
+          <w:i w:val="0"/>
+          <w:sz w:val="22"/>
+        </w:rPr>
+        <w:t xml:space="preserve">Ирина: </w:t>
+      </w:r>
+      <w:r>
+        <w:rPr>
+          <w:rFonts w:ascii="Times New Roman" w:hAnsi="Times New Roman" w:eastAsia="Malgun Gothic"/>
+          <w:b w:val="0"/>
+          <w:i w:val="0"/>
+          <w:sz w:val="22"/>
+        </w:rPr>
+        <w:t>Контроль постфактум в нашей истории уже был, Борис Игоревич. Статья восемьдесят седьмая Основных государственных законов девятьсот шестого года. В перерыве между сессиями Думы правительство может провести почти любую меру указом, а потом обязано внести её в Думу — не позднее двух месяцев после возобновления заседаний. На бумаге — ваш механизм, только срок длиннее.</w:t>
+      </w:r>
+    </w:p>
+    <w:p>
+      <w:pPr>
+        <w:spacing w:before="0" w:after="110" w:line="300" w:lineRule="auto"/>
+      </w:pPr>
+      <w:r>
+        <w:rPr>
+          <w:rFonts w:ascii="Times New Roman" w:hAnsi="Times New Roman" w:eastAsia="Malgun Gothic"/>
+          <w:b/>
+          <w:i w:val="0"/>
+          <w:sz w:val="22"/>
+        </w:rPr>
+        <w:t xml:space="preserve">Радищев: </w:t>
+      </w:r>
+      <w:r>
+        <w:rPr>
+          <w:rFonts w:ascii="Times New Roman" w:hAnsi="Times New Roman" w:eastAsia="Malgun Gothic"/>
+          <w:b w:val="0"/>
+          <w:i w:val="0"/>
+          <w:sz w:val="22"/>
+        </w:rPr>
+        <w:t>И что, Дума ни разу этим контролем не воспользовалась?</w:t>
+      </w:r>
+    </w:p>
+    <w:p>
+      <w:pPr>
+        <w:spacing w:before="0" w:after="110" w:line="300" w:lineRule="auto"/>
+      </w:pPr>
+      <w:r>
+        <w:rPr>
+          <w:rFonts w:ascii="Times New Roman" w:hAnsi="Times New Roman" w:eastAsia="Malgun Gothic"/>
+          <w:b/>
+          <w:i w:val="0"/>
+          <w:sz w:val="22"/>
+        </w:rPr>
+        <w:t xml:space="preserve">Ирина: </w:t>
+      </w:r>
+      <w:r>
+        <w:rPr>
+          <w:rFonts w:ascii="Times New Roman" w:hAnsi="Times New Roman" w:eastAsia="Malgun Gothic"/>
+          <w:b w:val="0"/>
+          <w:i w:val="0"/>
+          <w:sz w:val="22"/>
+        </w:rPr>
+        <w:t>Статьёй пользовалось правительство. Военно-полевые суды в августе девятьсот шестого ввели именно по ней, пока Думы не было; в Думу их так и не внесли, и за восемь месяцев, что они действовали, казнили по разным подсчётам от семисот до тысячи ста человек. А в марте девятьсот одиннадцатого Думу и Государственный совет распустили на три дня, чтобы провести указом закон, который Госсовет только что отклонил. Три дня, Борис Игоревич. Та же цифра.</w:t>
+      </w:r>
+    </w:p>
+    <w:p>
+      <w:pPr>
+        <w:spacing w:before="0" w:after="110" w:line="300" w:lineRule="auto"/>
+      </w:pPr>
+      <w:r>
+        <w:rPr>
+          <w:rFonts w:ascii="Times New Roman" w:hAnsi="Times New Roman" w:eastAsia="Malgun Gothic"/>
+          <w:b/>
+          <w:i w:val="0"/>
+          <w:sz w:val="22"/>
+        </w:rPr>
+        <w:t xml:space="preserve">Радищев: </w:t>
+      </w:r>
+      <w:r>
+        <w:rPr>
+          <w:rFonts w:ascii="Times New Roman" w:hAnsi="Times New Roman" w:eastAsia="Malgun Gothic"/>
+          <w:b w:val="0"/>
+          <w:i w:val="0"/>
+          <w:sz w:val="22"/>
+        </w:rPr>
+        <w:t>Вы подбираете примеры под вывод.</w:t>
+      </w:r>
+    </w:p>
+    <w:p>
+      <w:pPr>
+        <w:spacing w:before="0" w:after="110" w:line="300" w:lineRule="auto"/>
+      </w:pPr>
+      <w:r>
+        <w:rPr>
+          <w:rFonts w:ascii="Times New Roman" w:hAnsi="Times New Roman" w:eastAsia="Malgun Gothic"/>
+          <w:b/>
+          <w:i w:val="0"/>
+          <w:sz w:val="22"/>
+        </w:rPr>
+        <w:t xml:space="preserve">Ирина: </w:t>
+      </w:r>
+      <w:r>
+        <w:rPr>
+          <w:rFonts w:ascii="Times New Roman" w:hAnsi="Times New Roman" w:eastAsia="Malgun Gothic"/>
+          <w:b w:val="0"/>
+          <w:i w:val="0"/>
+          <w:sz w:val="22"/>
+        </w:rPr>
+        <w:t>Я подбираю примеры под механизм. Статья, написанная для чрезвычайных случаев, стала способом законодательствовать мимо парламента. Не потому что её авторы этого хотели — потому что структура это позволяла.</w:t>
       </w:r>
     </w:p>
     <w:p>
